--- a/deliverables/new-video-4/FINAL_Recording_Script.docx
+++ b/deliverables/new-video-4/FINAL_Recording_Script.docx
@@ -144,7 +144,7 @@
         <w:rPr>
           <w:sz w:val="21"/>
         </w:rPr>
-        <w:t>2621 spoken words, about 18:04 at 145 words per minute</w:t>
+        <w:t>2682 spoken words, about 18:29 at 145 words per minute</w:t>
       </w:r>
     </w:p>
     <w:p>
@@ -620,7 +620,7 @@
           <w:i w:val="0"/>
           <w:sz w:val="24"/>
         </w:rPr>
-        <w:t>That isn't laziness. It's what anybody does with a lot of unfamiliar information and very little time. A recruiter has about forty seconds. A hiring manager has one conversation. Somebody at an event has the length of a handshake. They're looking for a category, because a category tells them what to do next.</w:t>
+        <w:t>That isn't laziness. It's what anybody does with a lot of unfamiliar information and very little time. A recruiter is making a quick first-pass judgment. A hiring manager has one conversation. Somebody at an event has the length of a handshake. They're looking for a category, because a category tells them what to do next.</w:t>
       </w:r>
     </w:p>
     <w:p>
@@ -649,7 +649,7 @@
           <w:color w:val="8A6D1E"/>
           <w:sz w:val="17"/>
         </w:rPr>
-        <w:t>4:32   V02</w:t>
+        <w:t>4:33   V02</w:t>
       </w:r>
     </w:p>
     <w:p>
@@ -795,7 +795,7 @@
           <w:color w:val="8A6D1E"/>
           <w:sz w:val="17"/>
         </w:rPr>
-        <w:t>6:33   V03</w:t>
+        <w:t>6:34   V03</w:t>
       </w:r>
     </w:p>
     <w:p>
@@ -863,7 +863,7 @@
           <w:color w:val="8A6D1E"/>
           <w:sz w:val="17"/>
         </w:rPr>
-        <w:t>7:08   V04</w:t>
+        <w:t>7:09   V04</w:t>
       </w:r>
     </w:p>
     <w:p>
@@ -918,7 +918,7 @@
           <w:color w:val="8A6D1E"/>
           <w:sz w:val="17"/>
         </w:rPr>
-        <w:t>7:44   V04</w:t>
+        <w:t>7:45   V04</w:t>
       </w:r>
     </w:p>
     <w:p>
@@ -1142,7 +1142,7 @@
           <w:color w:val="8A6D1E"/>
           <w:sz w:val="17"/>
         </w:rPr>
-        <w:t>10:57   V05</w:t>
+        <w:t>10:58   V05</w:t>
       </w:r>
     </w:p>
     <w:p>
@@ -1223,7 +1223,7 @@
           <w:color w:val="8A6D1E"/>
           <w:sz w:val="17"/>
         </w:rPr>
-        <w:t>12:02   V05</w:t>
+        <w:t>12:03   V05</w:t>
       </w:r>
     </w:p>
     <w:p>
@@ -1314,7 +1314,7 @@
           <w:i w:val="0"/>
           <w:sz w:val="24"/>
         </w:rPr>
-        <w:t>Receipts are the proof, and there's one rule here that matters more than the others.</w:t>
+        <w:t>Receipts are the proof, and one rule matters most.</w:t>
       </w:r>
     </w:p>
     <w:p>
@@ -1330,7 +1330,7 @@
           <w:color w:val="8A6D1E"/>
           <w:sz w:val="17"/>
         </w:rPr>
-        <w:t>13:04   V06</w:t>
+        <w:t>13:02   V06</w:t>
       </w:r>
     </w:p>
     <w:p>
@@ -1356,20 +1356,7 @@
           <w:i w:val="0"/>
           <w:sz w:val="24"/>
         </w:rPr>
-        <w:t>If you have to explain three jobs before your evidence lands, you're still making the listener do the translation. That's the same problem wearing a different outfit.</w:t>
-      </w:r>
-    </w:p>
-    <w:p>
-      <w:pPr>
-        <w:spacing w:before="0" w:after="200"/>
-      </w:pPr>
-      <w:r>
-        <w:rPr>
-          <w:b w:val="0"/>
-          <w:i w:val="0"/>
-          <w:sz w:val="24"/>
-        </w:rPr>
-        <w:t>Three Receipts, from different eras, each supporting the same Claim.</w:t>
+        <w:t>If you have to explain three jobs before your evidence lands, you're still making the listener do the translation. Same problem, different outfit.</w:t>
       </w:r>
     </w:p>
     <w:p>
@@ -1385,7 +1372,7 @@
           <w:color w:val="8A6D1E"/>
           <w:sz w:val="17"/>
         </w:rPr>
-        <w:t>13:23   V06</w:t>
+        <w:t>13:16   V06</w:t>
       </w:r>
     </w:p>
     <w:p>
@@ -1398,7 +1385,7 @@
           <w:i w:val="0"/>
           <w:sz w:val="24"/>
         </w:rPr>
-        <w:t>One. In a global technology business, we redesigned onboarding, and one measure of how well new hires felt integrated moved from 47 to 75. That was my team's work, which I led, and it's one measure, not the whole picture.</w:t>
+        <w:t>One. In a global software business, new hires were completing onboarding and still not landing. The activity data looked fine. The listening data didn't, and nobody had decided which to act on. I led the redesign, and one measure of how integrated new hires felt moved from 47 to 75. One measure, and my team's work.</w:t>
       </w:r>
     </w:p>
     <w:p>
@@ -1411,7 +1398,7 @@
           <w:i w:val="0"/>
           <w:sz w:val="24"/>
         </w:rPr>
-        <w:t>Two. During a post-acquisition integration, across the initial ninety day period, no critical-role departures were recorded. That's a scope and a period, not a permanent claim.</w:t>
+        <w:t>Two. During an acquisition, the people holding the context were the ones most likely to leave, and nobody had a clear picture of who they were. I built the workforce integration for the first ninety days. Across that period, no critical-role departures were recorded. A ninety day window, not a permanent claim.</w:t>
       </w:r>
     </w:p>
     <w:p>
@@ -1424,7 +1411,7 @@
           <w:i w:val="0"/>
           <w:sz w:val="24"/>
         </w:rPr>
-        <w:t>Three. Across enterprise capability work, more than a thousand managers have come through programs I built or led.</w:t>
+        <w:t>Three. In a regulated global life sciences organization, I was brought in to build a capability function that didn't exist. Leadership expectations were written down, but nothing connected them to the decisions managers actually faced. I had to work out what was needed before anybody could name it. More than a thousand managers came through it.</w:t>
       </w:r>
     </w:p>
     <w:p>
@@ -1437,7 +1424,7 @@
           <w:i w:val="0"/>
           <w:sz w:val="24"/>
         </w:rPr>
-        <w:t>Different decades. Different industries. Different job titles. Each one stands up without the other two, and all three point at the same Claim.</w:t>
+        <w:t>Different organizations. Different problems. Different years. Each one stands up without the other two, and all three point at the same Claim.</w:t>
       </w:r>
     </w:p>
     <w:p>
@@ -1492,7 +1479,7 @@
           <w:color w:val="8A6D1E"/>
           <w:sz w:val="17"/>
         </w:rPr>
-        <w:t>14:30   V07</w:t>
+        <w:t>14:55   V07</w:t>
       </w:r>
     </w:p>
     <w:p>
@@ -1547,7 +1534,7 @@
           <w:color w:val="8A6D1E"/>
           <w:sz w:val="17"/>
         </w:rPr>
-        <w:t>14:44   V07</w:t>
+        <w:t>15:09   V07</w:t>
       </w:r>
     </w:p>
     <w:p>
@@ -1615,7 +1602,7 @@
           <w:color w:val="8A6D1E"/>
           <w:sz w:val="17"/>
         </w:rPr>
-        <w:t>15:26   V08</w:t>
+        <w:t>15:52   V08</w:t>
       </w:r>
     </w:p>
     <w:p>
@@ -1722,7 +1709,7 @@
           <w:color w:val="8A6D1E"/>
           <w:sz w:val="17"/>
         </w:rPr>
-        <w:t>17:05   V09</w:t>
+        <w:t>17:30   V09</w:t>
       </w:r>
     </w:p>
     <w:p>
@@ -1803,7 +1790,7 @@
           <w:color w:val="8A6D1E"/>
           <w:sz w:val="17"/>
         </w:rPr>
-        <w:t>17:54   V10</w:t>
+        <w:t>18:19   V10</w:t>
       </w:r>
     </w:p>
     <w:p>
